--- a/lab2/lr22/report_lr22.docx
+++ b/lab2/lr22/report_lr22.docx
@@ -362,7 +362,7 @@
     </w:p>
     <w:p>
       <w:r>
-        <w:t>Разработан и успешно выполнен пакет из 5 верификационных тестов:</w:t>
+        <w:t>Разработан и успешно выполнен пакет из 6 верификационных тестов:</w:t>
         <w:br/>
         <w:t>1. test_reproducibility: идентичность числовых откликов при совпадении seed (ОК);</w:t>
         <w:br/>
@@ -372,7 +372,9 @@
         <w:br/>
         <w:t>4. test_monotonicity_service_time: монотонный рост времени в системе при росте mu_serv (ОК);</w:t>
         <w:br/>
-        <w:t>5. test_littles_law_qualitative: соответствие фундаментальному закону Литтла N_sys = lambda * T_sys (ОК).</w:t>
+        <w:t>5. test_queue_wait_time_validity: физический баланс времени (W_q &lt; T_sys, разница равна времени на кассах) (ОК);</w:t>
+        <w:br/>
+        <w:t>6. test_littles_law_qualitative: соответствие фундаментальному закону Литтла N_sys = lambda * T_sys (ОК).</w:t>
       </w:r>
     </w:p>
     <w:p>
